--- a/templates/iso9001_14001_stage1.docx
+++ b/templates/iso9001_14001_stage1.docx
@@ -42,7 +42,7 @@
             <o:lock v:ext="edit" aspectratio="t"/>
           </v:shapetype>
           <v:shape id="_x0000_s1026" type="#_x0000_t75" alt="fulllogo_nobuffer" style="position:absolute;left:0;text-align:left;margin-left:158.2pt;margin-top:3.55pt;width:133.7pt;height:128pt;z-index:1;mso-wrap-edited:f">
-            <v:imagedata r:id="rId10" o:title="fulllogo_nobuffer"/>
+            <v:imagedata r:id="rId11" o:title="fulllogo_nobuffer"/>
           </v:shape>
         </w:pict>
       </w:r>
@@ -285,25 +285,7 @@
           <w:b/>
           <w:sz w:val="48"/>
         </w:rPr>
-        <w:t>{{</w:t>
-      </w:r>
-      <w:proofErr w:type="spellStart"/>
-      <w:r>
-        <w:rPr>
-          <w:rFonts w:cs="Arial"/>
-          <w:b/>
-          <w:sz w:val="48"/>
-        </w:rPr>
-        <w:t>organizationName</w:t>
-      </w:r>
-      <w:proofErr w:type="spellEnd"/>
-      <w:r>
-        <w:rPr>
-          <w:rFonts w:cs="Arial"/>
-          <w:b/>
-          <w:sz w:val="48"/>
-        </w:rPr>
-        <w:t>}}</w:t>
+        <w:t>{{organizationName}}</w:t>
       </w:r>
     </w:p>
     <w:p>
@@ -391,16 +373,62 @@
               <w:rPr>
                 <w:rFonts w:cs="Arial"/>
               </w:rPr>
-              <w:t xml:space="preserve">{{ </w:t>
-            </w:r>
-            <w:proofErr w:type="spellStart"/>
+              <w:t>{{ organizationName</w:t>
+            </w:r>
+            <w:proofErr w:type="gramEnd"/>
             <w:r>
               <w:rPr>
                 <w:rFonts w:cs="Arial"/>
               </w:rPr>
-              <w:t>organizationName</w:t>
-            </w:r>
-            <w:proofErr w:type="spellEnd"/>
+              <w:t xml:space="preserve"> }}</w:t>
+            </w:r>
+          </w:p>
+        </w:tc>
+      </w:tr>
+      <w:tr>
+        <w:tc>
+          <w:tcPr>
+            <w:tcW w:w="2628" w:type="dxa"/>
+          </w:tcPr>
+          <w:p>
+            <w:pPr>
+              <w:spacing w:after="0" w:line="240" w:lineRule="auto"/>
+              <w:rPr>
+                <w:rFonts w:cs="Calibri"/>
+                <w:b/>
+                <w:bCs/>
+              </w:rPr>
+            </w:pPr>
+            <w:r>
+              <w:rPr>
+                <w:rFonts w:cs="Calibri"/>
+                <w:b/>
+                <w:bCs/>
+              </w:rPr>
+              <w:t>Address</w:t>
+            </w:r>
+          </w:p>
+        </w:tc>
+        <w:tc>
+          <w:tcPr>
+            <w:tcW w:w="6978" w:type="dxa"/>
+          </w:tcPr>
+          <w:p>
+            <w:pPr>
+              <w:spacing w:after="0" w:line="240" w:lineRule="auto"/>
+              <w:rPr>
+                <w:rFonts w:cs="Calibri"/>
+                <w:bCs/>
+                <w:iCs/>
+              </w:rPr>
+            </w:pPr>
+            <w:proofErr w:type="gramStart"/>
+            <w:r>
+              <w:rPr>
+                <w:rFonts w:cs="Arial"/>
+              </w:rPr>
+              <w:t>{{ address</w:t>
+            </w:r>
             <w:proofErr w:type="gramEnd"/>
             <w:r>
               <w:rPr>
@@ -431,7 +459,15 @@
                 <w:b/>
                 <w:bCs/>
               </w:rPr>
-              <w:t>Address</w:t>
+              <w:t xml:space="preserve">Site Address (If any) / </w:t>
+            </w:r>
+            <w:r>
+              <w:rPr>
+                <w:rFonts w:cs="Calibri"/>
+                <w:b/>
+                <w:bCs/>
+              </w:rPr>
+              <w:t>Installation/Temporary site address for stage-2</w:t>
             </w:r>
           </w:p>
         </w:tc>
@@ -448,19 +484,8 @@
                 <w:iCs/>
               </w:rPr>
             </w:pPr>
-            <w:proofErr w:type="gramStart"/>
-            <w:r>
-              <w:rPr>
-                <w:rFonts w:cs="Arial"/>
-              </w:rPr>
-              <w:t>{{ address</w:t>
-            </w:r>
-            <w:proofErr w:type="gramEnd"/>
-            <w:r>
-              <w:rPr>
-                <w:rFonts w:cs="Arial"/>
-              </w:rPr>
-              <w:t xml:space="preserve"> }}</w:t>
+            <w:r>
+              <w:t>{{ siteAddress }}</w:t>
             </w:r>
           </w:p>
         </w:tc>
@@ -485,15 +510,7 @@
                 <w:b/>
                 <w:bCs/>
               </w:rPr>
-              <w:t xml:space="preserve">Site Address (If any) / </w:t>
-            </w:r>
-            <w:r>
-              <w:rPr>
-                <w:rFonts w:cs="Calibri"/>
-                <w:b/>
-                <w:bCs/>
-              </w:rPr>
-              <w:t>Installation/Temporary site address for stage-2</w:t>
+              <w:t>Applicable Standard for IMS</w:t>
             </w:r>
           </w:p>
         </w:tc>
@@ -510,18 +527,13 @@
                 <w:iCs/>
               </w:rPr>
             </w:pPr>
-            <w:proofErr w:type="gramStart"/>
-            <w:r>
-              <w:t xml:space="preserve">{{ </w:t>
-            </w:r>
-            <w:proofErr w:type="spellStart"/>
-            <w:r>
-              <w:t>siteAddress</w:t>
-            </w:r>
-            <w:proofErr w:type="spellEnd"/>
-            <w:proofErr w:type="gramEnd"/>
-            <w:r>
-              <w:t xml:space="preserve"> }}</w:t>
+            <w:r>
+              <w:rPr>
+                <w:rFonts w:cs="Calibri"/>
+                <w:bCs/>
+                <w:iCs/>
+              </w:rPr>
+              <w:t>ISO 9001:2015, ISO 14001:2015</w:t>
             </w:r>
           </w:p>
         </w:tc>
@@ -546,7 +558,7 @@
                 <w:b/>
                 <w:bCs/>
               </w:rPr>
-              <w:t>Applicable Standard for IMS</w:t>
+              <w:t xml:space="preserve">No. of Employees </w:t>
             </w:r>
           </w:p>
         </w:tc>
@@ -564,12 +576,50 @@
               </w:rPr>
             </w:pPr>
             <w:r>
+              <w:t>{{ numberOfEmployees }}</w:t>
+            </w:r>
+          </w:p>
+        </w:tc>
+      </w:tr>
+      <w:tr>
+        <w:tc>
+          <w:tcPr>
+            <w:tcW w:w="2628" w:type="dxa"/>
+          </w:tcPr>
+          <w:p>
+            <w:pPr>
+              <w:spacing w:after="0" w:line="240" w:lineRule="auto"/>
+              <w:rPr>
+                <w:rFonts w:cs="Calibri"/>
+                <w:b/>
+                <w:bCs/>
+              </w:rPr>
+            </w:pPr>
+            <w:r>
+              <w:rPr>
+                <w:rFonts w:cs="Calibri"/>
+                <w:b/>
+                <w:bCs/>
+              </w:rPr>
+              <w:t xml:space="preserve">E-mail id </w:t>
+            </w:r>
+          </w:p>
+        </w:tc>
+        <w:tc>
+          <w:tcPr>
+            <w:tcW w:w="6978" w:type="dxa"/>
+          </w:tcPr>
+          <w:p>
+            <w:pPr>
+              <w:spacing w:after="0" w:line="240" w:lineRule="auto"/>
               <w:rPr>
                 <w:rFonts w:cs="Calibri"/>
                 <w:bCs/>
                 <w:iCs/>
               </w:rPr>
-              <w:t>ISO 9001:2015, ISO 14001:2015</w:t>
+            </w:pPr>
+            <w:r>
+              <w:t>{{emailId}}</w:t>
             </w:r>
           </w:p>
         </w:tc>
@@ -594,7 +644,7 @@
                 <w:b/>
                 <w:bCs/>
               </w:rPr>
-              <w:t xml:space="preserve">No. of Employees </w:t>
+              <w:t xml:space="preserve">Contact Person </w:t>
             </w:r>
           </w:p>
         </w:tc>
@@ -611,18 +661,8 @@
                 <w:iCs/>
               </w:rPr>
             </w:pPr>
-            <w:proofErr w:type="gramStart"/>
-            <w:r>
-              <w:t xml:space="preserve">{{ </w:t>
-            </w:r>
-            <w:proofErr w:type="spellStart"/>
-            <w:r>
-              <w:t>numberOfEmployees</w:t>
-            </w:r>
-            <w:proofErr w:type="spellEnd"/>
-            <w:proofErr w:type="gramEnd"/>
-            <w:r>
-              <w:t xml:space="preserve"> }}</w:t>
+            <w:r>
+              <w:t>{{contactPerson}}</w:t>
             </w:r>
           </w:p>
         </w:tc>
@@ -647,7 +687,7 @@
                 <w:b/>
                 <w:bCs/>
               </w:rPr>
-              <w:t xml:space="preserve">E-mail id </w:t>
+              <w:t>Telephone/Fax</w:t>
             </w:r>
           </w:p>
         </w:tc>
@@ -665,117 +705,7 @@
               </w:rPr>
             </w:pPr>
             <w:r>
-              <w:t>{{</w:t>
-            </w:r>
-            <w:proofErr w:type="spellStart"/>
-            <w:r>
-              <w:t>emailId</w:t>
-            </w:r>
-            <w:proofErr w:type="spellEnd"/>
-            <w:r>
-              <w:t>}}</w:t>
-            </w:r>
-          </w:p>
-        </w:tc>
-      </w:tr>
-      <w:tr>
-        <w:tc>
-          <w:tcPr>
-            <w:tcW w:w="2628" w:type="dxa"/>
-          </w:tcPr>
-          <w:p>
-            <w:pPr>
-              <w:spacing w:after="0" w:line="240" w:lineRule="auto"/>
-              <w:rPr>
-                <w:rFonts w:cs="Calibri"/>
-                <w:b/>
-                <w:bCs/>
-              </w:rPr>
-            </w:pPr>
-            <w:r>
-              <w:rPr>
-                <w:rFonts w:cs="Calibri"/>
-                <w:b/>
-                <w:bCs/>
-              </w:rPr>
-              <w:t xml:space="preserve">Contact Person </w:t>
-            </w:r>
-          </w:p>
-        </w:tc>
-        <w:tc>
-          <w:tcPr>
-            <w:tcW w:w="6978" w:type="dxa"/>
-          </w:tcPr>
-          <w:p>
-            <w:pPr>
-              <w:spacing w:after="0" w:line="240" w:lineRule="auto"/>
-              <w:rPr>
-                <w:rFonts w:cs="Calibri"/>
-                <w:bCs/>
-                <w:iCs/>
-              </w:rPr>
-            </w:pPr>
-            <w:r>
-              <w:t>{{</w:t>
-            </w:r>
-            <w:proofErr w:type="spellStart"/>
-            <w:r>
-              <w:t>contactPerson</w:t>
-            </w:r>
-            <w:proofErr w:type="spellEnd"/>
-            <w:r>
-              <w:t>}}</w:t>
-            </w:r>
-          </w:p>
-        </w:tc>
-      </w:tr>
-      <w:tr>
-        <w:tc>
-          <w:tcPr>
-            <w:tcW w:w="2628" w:type="dxa"/>
-          </w:tcPr>
-          <w:p>
-            <w:pPr>
-              <w:spacing w:after="0" w:line="240" w:lineRule="auto"/>
-              <w:rPr>
-                <w:rFonts w:cs="Calibri"/>
-                <w:b/>
-                <w:bCs/>
-              </w:rPr>
-            </w:pPr>
-            <w:r>
-              <w:rPr>
-                <w:rFonts w:cs="Calibri"/>
-                <w:b/>
-                <w:bCs/>
-              </w:rPr>
-              <w:t>Telephone/Fax</w:t>
-            </w:r>
-          </w:p>
-        </w:tc>
-        <w:tc>
-          <w:tcPr>
-            <w:tcW w:w="6978" w:type="dxa"/>
-          </w:tcPr>
-          <w:p>
-            <w:pPr>
-              <w:spacing w:after="0" w:line="240" w:lineRule="auto"/>
-              <w:rPr>
-                <w:rFonts w:cs="Calibri"/>
-                <w:bCs/>
-                <w:iCs/>
-              </w:rPr>
-            </w:pPr>
-            <w:r>
-              <w:t>{{</w:t>
-            </w:r>
-            <w:proofErr w:type="spellStart"/>
-            <w:r>
-              <w:t>telephoneFax</w:t>
-            </w:r>
-            <w:proofErr w:type="spellEnd"/>
-            <w:r>
-              <w:t>}}</w:t>
+              <w:t>{{telephoneFax}}</w:t>
             </w:r>
           </w:p>
         </w:tc>
@@ -817,15 +747,7 @@
               </w:rPr>
             </w:pPr>
             <w:r>
-              <w:t>{{</w:t>
-            </w:r>
-            <w:proofErr w:type="spellStart"/>
-            <w:r>
-              <w:t>riskCategory</w:t>
-            </w:r>
-            <w:proofErr w:type="spellEnd"/>
-            <w:r>
-              <w:t>}}</w:t>
+              <w:t>{{riskCategory}}</w:t>
             </w:r>
           </w:p>
         </w:tc>
@@ -911,15 +833,7 @@
               </w:rPr>
             </w:pPr>
             <w:r>
-              <w:t>{{</w:t>
-            </w:r>
-            <w:proofErr w:type="spellStart"/>
-            <w:r>
-              <w:t>iafCode</w:t>
-            </w:r>
-            <w:proofErr w:type="spellEnd"/>
-            <w:r>
-              <w:t>}}</w:t>
+              <w:t>{{iafCode}}</w:t>
             </w:r>
           </w:p>
         </w:tc>
@@ -962,15 +876,7 @@
               </w:rPr>
             </w:pPr>
             <w:r>
-              <w:t>{{</w:t>
-            </w:r>
-            <w:proofErr w:type="spellStart"/>
-            <w:r>
-              <w:t>na_clauses</w:t>
-            </w:r>
-            <w:proofErr w:type="spellEnd"/>
-            <w:r>
-              <w:t>}}</w:t>
+              <w:t>{{na_clauses}}</w:t>
             </w:r>
           </w:p>
         </w:tc>
@@ -1013,15 +919,7 @@
               </w:rPr>
             </w:pPr>
             <w:r>
-              <w:t>{{</w:t>
-            </w:r>
-            <w:proofErr w:type="spellStart"/>
-            <w:r>
-              <w:t>auditTeam</w:t>
-            </w:r>
-            <w:proofErr w:type="spellEnd"/>
-            <w:r>
-              <w:t>}}</w:t>
+              <w:t>{{auditTeam}}</w:t>
             </w:r>
           </w:p>
         </w:tc>
@@ -1059,15 +957,7 @@
               <w:spacing w:after="0" w:line="240" w:lineRule="auto"/>
             </w:pPr>
             <w:r>
-              <w:t>{{</w:t>
-            </w:r>
-            <w:proofErr w:type="spellStart"/>
-            <w:r>
-              <w:t>auditManDays</w:t>
-            </w:r>
-            <w:proofErr w:type="spellEnd"/>
-            <w:r>
-              <w:t>}}</w:t>
+              <w:t>{{auditManDays}}</w:t>
             </w:r>
           </w:p>
         </w:tc>
@@ -1110,15 +1000,7 @@
               </w:rPr>
             </w:pPr>
             <w:r>
-              <w:t>{{</w:t>
-            </w:r>
-            <w:proofErr w:type="spellStart"/>
-            <w:r>
-              <w:t>startDateOfAudit</w:t>
-            </w:r>
-            <w:proofErr w:type="spellEnd"/>
-            <w:r>
-              <w:t>}}</w:t>
+              <w:t>{{startDateOfAudit}}</w:t>
             </w:r>
           </w:p>
         </w:tc>
@@ -1164,15 +1046,7 @@
               </w:rPr>
             </w:pPr>
             <w:r>
-              <w:t>{{</w:t>
-            </w:r>
-            <w:proofErr w:type="spellStart"/>
-            <w:r>
-              <w:t>endDateOfAudit</w:t>
-            </w:r>
-            <w:proofErr w:type="spellEnd"/>
-            <w:r>
-              <w:t>}}</w:t>
+              <w:t>{{endDateOfAudit}}</w:t>
             </w:r>
           </w:p>
         </w:tc>
@@ -1654,37 +1528,12 @@
                 <w:b/>
               </w:rPr>
             </w:pPr>
-            <w:proofErr w:type="gramStart"/>
             <w:r>
               <w:rPr>
                 <w:rFonts w:ascii="Arial" w:hAnsi="Arial" w:cs="Arial"/>
                 <w:b/>
               </w:rPr>
-              <w:t>Is</w:t>
-            </w:r>
-            <w:proofErr w:type="gramEnd"/>
-            <w:r>
-              <w:rPr>
-                <w:rFonts w:ascii="Arial" w:hAnsi="Arial" w:cs="Arial"/>
-                <w:b/>
-              </w:rPr>
-              <w:t xml:space="preserve"> there any significant issues impacting on the audit </w:t>
-            </w:r>
-            <w:proofErr w:type="spellStart"/>
-            <w:r>
-              <w:rPr>
-                <w:rFonts w:ascii="Arial" w:hAnsi="Arial" w:cs="Arial"/>
-                <w:b/>
-              </w:rPr>
-              <w:t>programme</w:t>
-            </w:r>
-            <w:proofErr w:type="spellEnd"/>
-            <w:r>
-              <w:rPr>
-                <w:rFonts w:ascii="Arial" w:hAnsi="Arial" w:cs="Arial"/>
-                <w:b/>
-              </w:rPr>
-              <w:t xml:space="preserve"> if </w:t>
+              <w:t xml:space="preserve">Is there any significant issues impacting on the audit programme if </w:t>
             </w:r>
             <w:r>
               <w:rPr>
@@ -1875,23 +1724,7 @@
                 <w:rFonts w:ascii="Arial" w:hAnsi="Arial" w:cs="Arial"/>
                 <w:b/>
               </w:rPr>
-              <w:t xml:space="preserve">Is the certification scope </w:t>
-            </w:r>
-            <w:proofErr w:type="gramStart"/>
-            <w:r>
-              <w:rPr>
-                <w:rFonts w:ascii="Arial" w:hAnsi="Arial" w:cs="Arial"/>
-                <w:b/>
-              </w:rPr>
-              <w:t>is</w:t>
-            </w:r>
-            <w:proofErr w:type="gramEnd"/>
-            <w:r>
-              <w:rPr>
-                <w:rFonts w:ascii="Arial" w:hAnsi="Arial" w:cs="Arial"/>
-                <w:b/>
-              </w:rPr>
-              <w:t xml:space="preserve"> </w:t>
+              <w:t xml:space="preserve">Is the certification scope is </w:t>
             </w:r>
             <w:r>
               <w:rPr>
@@ -2087,21 +1920,7 @@
               <w:rPr>
                 <w:rFonts w:ascii="Times New Roman" w:hAnsi="Times New Roman"/>
               </w:rPr>
-              <w:t xml:space="preserve">The information about the organization </w:t>
-            </w:r>
-            <w:proofErr w:type="gramStart"/>
-            <w:r>
-              <w:rPr>
-                <w:rFonts w:ascii="Times New Roman" w:hAnsi="Times New Roman"/>
-              </w:rPr>
-              <w:t>i.e.</w:t>
-            </w:r>
-            <w:proofErr w:type="gramEnd"/>
-            <w:r>
-              <w:rPr>
-                <w:rFonts w:ascii="Times New Roman" w:hAnsi="Times New Roman"/>
-              </w:rPr>
-              <w:t xml:space="preserve"> name, address, type, size, number of employees, and scope of</w:t>
+              <w:t>The information about the organization i.e. name, address, type, size, number of employees, and scope of</w:t>
             </w:r>
             <w:r>
               <w:rPr>
@@ -2740,21 +2559,7 @@
               <w:rPr>
                 <w:rFonts w:cs="Calibri"/>
               </w:rPr>
-              <w:t xml:space="preserve">Demonstration of Top Management for Leadership and Commitment </w:t>
-            </w:r>
-            <w:proofErr w:type="spellStart"/>
-            <w:r>
-              <w:rPr>
-                <w:rFonts w:cs="Calibri"/>
-              </w:rPr>
-              <w:t>w.r.t.</w:t>
-            </w:r>
-            <w:proofErr w:type="spellEnd"/>
-            <w:r>
-              <w:rPr>
-                <w:rFonts w:cs="Calibri"/>
-              </w:rPr>
-              <w:t xml:space="preserve"> IMS, ensuring that legal obligations are determined, understood and met, risks/opportunities identified related to customer satisfaction are addressed</w:t>
+              <w:t>Demonstration of Top Management for Leadership and Commitment w.r.t. IMS, ensuring that legal obligations are determined, understood and met, risks/opportunities identified related to customer satisfaction are addressed</w:t>
             </w:r>
           </w:p>
         </w:tc>
@@ -3622,17 +3427,8 @@
                 <w:rFonts w:cs="Calibri"/>
                 <w:b/>
               </w:rPr>
-              <w:t xml:space="preserve">7 </w:t>
-            </w:r>
-            <w:proofErr w:type="gramStart"/>
-            <w:r>
-              <w:rPr>
-                <w:rFonts w:cs="Calibri"/>
-                <w:b/>
-              </w:rPr>
-              <w:t>SUPPORT</w:t>
-            </w:r>
-            <w:proofErr w:type="gramEnd"/>
+              <w:t>7 SUPPORT</w:t>
+            </w:r>
           </w:p>
           <w:p>
             <w:pPr>
@@ -3926,21 +3722,7 @@
               <w:rPr>
                 <w:rFonts w:cs="Calibri"/>
               </w:rPr>
-              <w:t xml:space="preserve">Evidence that </w:t>
-            </w:r>
-            <w:proofErr w:type="gramStart"/>
-            <w:r>
-              <w:rPr>
-                <w:rFonts w:cs="Calibri"/>
-              </w:rPr>
-              <w:t>process</w:t>
-            </w:r>
-            <w:proofErr w:type="gramEnd"/>
-            <w:r>
-              <w:rPr>
-                <w:rFonts w:cs="Calibri"/>
-              </w:rPr>
-              <w:t xml:space="preserve"> for INTERNAL &amp; EXETERNAL COMMUNICATIONS has been established consistent with IMS</w:t>
+              <w:t>Evidence that process for INTERNAL &amp; EXETERNAL COMMUNICATIONS has been established consistent with IMS</w:t>
             </w:r>
           </w:p>
         </w:tc>
@@ -4083,17 +3865,8 @@
                 <w:rFonts w:cs="Calibri"/>
                 <w:b/>
               </w:rPr>
-              <w:t xml:space="preserve">8 </w:t>
-            </w:r>
-            <w:proofErr w:type="gramStart"/>
-            <w:r>
-              <w:rPr>
-                <w:rFonts w:cs="Calibri"/>
-                <w:b/>
-              </w:rPr>
-              <w:t>OPERATION</w:t>
-            </w:r>
-            <w:proofErr w:type="gramEnd"/>
+              <w:t>8 OPERATION</w:t>
+            </w:r>
           </w:p>
         </w:tc>
       </w:tr>
@@ -5506,21 +5279,7 @@
               <w:rPr>
                 <w:rFonts w:cs="Arial"/>
               </w:rPr>
-              <w:t xml:space="preserve">Organization </w:t>
-            </w:r>
-            <w:proofErr w:type="gramStart"/>
-            <w:r>
-              <w:rPr>
-                <w:rFonts w:cs="Arial"/>
-              </w:rPr>
-              <w:t>ensure</w:t>
-            </w:r>
-            <w:proofErr w:type="gramEnd"/>
-            <w:r>
-              <w:rPr>
-                <w:rFonts w:cs="Arial"/>
-              </w:rPr>
-              <w:t xml:space="preserve"> that outputs that do not conform to their requirements are identified and controlled to prevent their unintended use or delivery</w:t>
+              <w:t>Organization ensure that outputs that do not conform to their requirements are identified and controlled to prevent their unintended use or delivery</w:t>
             </w:r>
           </w:p>
         </w:tc>
@@ -5608,21 +5367,7 @@
               <w:rPr>
                 <w:rFonts w:cs="Arial"/>
               </w:rPr>
-              <w:t xml:space="preserve">Organization </w:t>
-            </w:r>
-            <w:proofErr w:type="gramStart"/>
-            <w:r>
-              <w:rPr>
-                <w:rFonts w:cs="Arial"/>
-              </w:rPr>
-              <w:t>retain</w:t>
-            </w:r>
-            <w:proofErr w:type="gramEnd"/>
-            <w:r>
-              <w:rPr>
-                <w:rFonts w:cs="Arial"/>
-              </w:rPr>
-              <w:t xml:space="preserve"> documented information</w:t>
+              <w:t>Organization retain documented information</w:t>
             </w:r>
           </w:p>
         </w:tc>
@@ -6128,21 +5873,7 @@
               <w:rPr>
                 <w:rFonts w:cs="Calibri"/>
               </w:rPr>
-              <w:t>(</w:t>
-            </w:r>
-            <w:proofErr w:type="gramStart"/>
-            <w:r>
-              <w:rPr>
-                <w:rFonts w:cs="Calibri"/>
-              </w:rPr>
-              <w:t>including</w:t>
-            </w:r>
-            <w:proofErr w:type="gramEnd"/>
-            <w:r>
-              <w:rPr>
-                <w:rFonts w:cs="Calibri"/>
-              </w:rPr>
-              <w:t xml:space="preserve"> evidence of closure)</w:t>
+              <w:t>(including evidence of closure)</w:t>
             </w:r>
           </w:p>
         </w:tc>
@@ -6297,17 +6028,8 @@
                 <w:rFonts w:cs="Calibri"/>
                 <w:b/>
               </w:rPr>
-              <w:t xml:space="preserve">10 </w:t>
-            </w:r>
-            <w:proofErr w:type="gramStart"/>
-            <w:r>
-              <w:rPr>
-                <w:rFonts w:cs="Calibri"/>
-                <w:b/>
-              </w:rPr>
-              <w:t>IMPROVEMENT</w:t>
-            </w:r>
-            <w:proofErr w:type="gramEnd"/>
+              <w:t>10 IMPROVEMENT</w:t>
+            </w:r>
           </w:p>
         </w:tc>
       </w:tr>
@@ -6536,95 +6258,6 @@
                 <w:rFonts w:cs="Calibri"/>
               </w:rPr>
             </w:pPr>
-          </w:p>
-        </w:tc>
-      </w:tr>
-    </w:tbl>
-    <w:p>
-      <w:pPr>
-        <w:rPr>
-          <w:rFonts w:cs="Calibri"/>
-          <w:b/>
-        </w:rPr>
-      </w:pPr>
-      <w:r>
-        <w:rPr>
-          <w:rFonts w:cs="Calibri"/>
-          <w:b/>
-        </w:rPr>
-        <w:t>OBSERVATIONS</w:t>
-      </w:r>
-    </w:p>
-    <w:tbl>
-      <w:tblPr>
-        <w:tblW w:w="5009" w:type="pct"/>
-        <w:tblInd w:w="113" w:type="dxa"/>
-        <w:tblBorders>
-          <w:top w:val="single" w:sz="4" w:space="0" w:color="000000"/>
-          <w:left w:val="single" w:sz="4" w:space="0" w:color="000000"/>
-          <w:bottom w:val="single" w:sz="4" w:space="0" w:color="000000"/>
-          <w:right w:val="single" w:sz="4" w:space="0" w:color="000000"/>
-          <w:insideH w:val="single" w:sz="4" w:space="0" w:color="000000"/>
-          <w:insideV w:val="single" w:sz="4" w:space="0" w:color="000000"/>
-        </w:tblBorders>
-        <w:tblLook w:val="0000" w:firstRow="0" w:lastRow="0" w:firstColumn="0" w:lastColumn="0" w:noHBand="0" w:noVBand="0"/>
-      </w:tblPr>
-      <w:tblGrid>
-        <w:gridCol w:w="1381"/>
-        <w:gridCol w:w="8212"/>
-      </w:tblGrid>
-      <w:tr>
-        <w:trPr>
-          <w:trHeight w:val="516"/>
-        </w:trPr>
-        <w:tc>
-          <w:tcPr>
-            <w:tcW w:w="720" w:type="pct"/>
-          </w:tcPr>
-          <w:p>
-            <w:pPr>
-              <w:tabs>
-                <w:tab w:val="center" w:pos="4680"/>
-                <w:tab w:val="right" w:pos="9360"/>
-              </w:tabs>
-              <w:rPr>
-                <w:rFonts w:ascii="Times New Roman" w:hAnsi="Times New Roman"/>
-                <w:i/>
-                <w:iCs/>
-                <w:sz w:val="18"/>
-                <w:szCs w:val="18"/>
-              </w:rPr>
-            </w:pPr>
-          </w:p>
-        </w:tc>
-        <w:tc>
-          <w:tcPr>
-            <w:tcW w:w="4280" w:type="pct"/>
-          </w:tcPr>
-          <w:p>
-            <w:pPr>
-              <w:tabs>
-                <w:tab w:val="center" w:pos="4680"/>
-                <w:tab w:val="right" w:pos="9360"/>
-              </w:tabs>
-              <w:rPr>
-                <w:rFonts w:ascii="Times New Roman" w:hAnsi="Times New Roman"/>
-                <w:i/>
-                <w:iCs/>
-                <w:sz w:val="20"/>
-                <w:szCs w:val="20"/>
-              </w:rPr>
-            </w:pPr>
-            <w:r>
-              <w:rPr>
-                <w:rFonts w:ascii="Times New Roman" w:hAnsi="Times New Roman"/>
-                <w:i/>
-                <w:iCs/>
-                <w:sz w:val="20"/>
-                <w:szCs w:val="20"/>
-              </w:rPr>
-              <w:t>n/a</w:t>
-            </w:r>
           </w:p>
         </w:tc>
       </w:tr>
@@ -6644,10 +6277,25 @@
           <w:b/>
         </w:rPr>
       </w:pPr>
+    </w:p>
+    <w:p>
+      <w:pPr>
+        <w:jc w:val="center"/>
+        <w:rPr>
+          <w:rFonts w:cs="Calibri"/>
+          <w:b/>
+          <w:color w:val="FF0000"/>
+          <w:sz w:val="24"/>
+          <w:szCs w:val="24"/>
+        </w:rPr>
+      </w:pPr>
       <w:r>
         <w:rPr>
           <w:rFonts w:cs="Calibri"/>
           <w:b/>
+          <w:color w:val="FF0000"/>
+          <w:sz w:val="24"/>
+          <w:szCs w:val="24"/>
         </w:rPr>
         <w:t>Non-conformities</w:t>
       </w:r>
@@ -6655,13 +6303,16 @@
         <w:rPr>
           <w:rFonts w:cs="Calibri"/>
           <w:b/>
+          <w:color w:val="FF0000"/>
+          <w:sz w:val="24"/>
+          <w:szCs w:val="24"/>
         </w:rPr>
-        <w:t xml:space="preserve">: </w:t>
+        <w:t>:</w:t>
       </w:r>
     </w:p>
     <w:tbl>
       <w:tblPr>
-        <w:tblW w:w="9630" w:type="dxa"/>
+        <w:tblW w:w="9583" w:type="dxa"/>
         <w:tblInd w:w="108" w:type="dxa"/>
         <w:tblBorders>
           <w:top w:val="single" w:sz="4" w:space="0" w:color="000000"/>
@@ -6674,14 +6325,15 @@
         <w:tblLook w:val="0000" w:firstRow="0" w:lastRow="0" w:firstColumn="0" w:lastColumn="0" w:noHBand="0" w:noVBand="0"/>
       </w:tblPr>
       <w:tblGrid>
-        <w:gridCol w:w="883"/>
-        <w:gridCol w:w="5972"/>
-        <w:gridCol w:w="2775"/>
+        <w:gridCol w:w="9583"/>
       </w:tblGrid>
       <w:tr>
-        <w:tc>
-          <w:tcPr>
-            <w:tcW w:w="883" w:type="dxa"/>
+        <w:trPr>
+          <w:trHeight w:val="870"/>
+        </w:trPr>
+        <w:tc>
+          <w:tcPr>
+            <w:tcW w:w="9583" w:type="dxa"/>
             <w:tcBorders>
               <w:top w:val="single" w:sz="4" w:space="0" w:color="000000"/>
               <w:left w:val="single" w:sz="4" w:space="0" w:color="000000"/>
@@ -6703,154 +6355,97 @@
                 <w:rFonts w:cs="Calibri"/>
                 <w:b/>
               </w:rPr>
-              <w:t>Sl. N.</w:t>
-            </w:r>
-          </w:p>
-        </w:tc>
-        <w:tc>
-          <w:tcPr>
-            <w:tcW w:w="5972" w:type="dxa"/>
-            <w:tcBorders>
-              <w:top w:val="single" w:sz="4" w:space="0" w:color="000000"/>
-              <w:left w:val="single" w:sz="4" w:space="0" w:color="000000"/>
-              <w:bottom w:val="single" w:sz="4" w:space="0" w:color="000000"/>
-              <w:right w:val="single" w:sz="4" w:space="0" w:color="000000"/>
-            </w:tcBorders>
-          </w:tcPr>
-          <w:p>
-            <w:pPr>
-              <w:spacing w:line="360" w:lineRule="auto"/>
-              <w:jc w:val="center"/>
-              <w:rPr>
-                <w:rFonts w:cs="Calibri"/>
-                <w:b/>
-              </w:rPr>
-            </w:pPr>
-            <w:r>
-              <w:rPr>
-                <w:rFonts w:cs="Calibri"/>
-                <w:b/>
-              </w:rPr>
-              <w:t>Non-conformities</w:t>
-            </w:r>
-            <w:r>
-              <w:rPr>
-                <w:rFonts w:cs="Calibri"/>
-                <w:b/>
-              </w:rPr>
-              <w:t>/ Inadequacies/Observation</w:t>
-            </w:r>
-          </w:p>
-        </w:tc>
-        <w:tc>
-          <w:tcPr>
-            <w:tcW w:w="2775" w:type="dxa"/>
-            <w:tcBorders>
-              <w:top w:val="single" w:sz="4" w:space="0" w:color="000000"/>
-              <w:left w:val="single" w:sz="4" w:space="0" w:color="000000"/>
-              <w:bottom w:val="single" w:sz="4" w:space="0" w:color="000000"/>
-              <w:right w:val="single" w:sz="4" w:space="0" w:color="000000"/>
-            </w:tcBorders>
-          </w:tcPr>
-          <w:p>
-            <w:pPr>
-              <w:spacing w:line="360" w:lineRule="auto"/>
-              <w:jc w:val="both"/>
-              <w:rPr>
-                <w:rFonts w:cs="Calibri"/>
-                <w:b/>
-              </w:rPr>
-            </w:pPr>
-            <w:r>
-              <w:rPr>
-                <w:rFonts w:cs="Calibri"/>
-                <w:b/>
-              </w:rPr>
-              <w:t>Clause reference</w:t>
-            </w:r>
-          </w:p>
-        </w:tc>
-      </w:tr>
-      <w:tr>
-        <w:tc>
-          <w:tcPr>
-            <w:tcW w:w="883" w:type="dxa"/>
-            <w:tcBorders>
-              <w:top w:val="single" w:sz="4" w:space="0" w:color="000000"/>
-              <w:left w:val="single" w:sz="4" w:space="0" w:color="000000"/>
-              <w:bottom w:val="single" w:sz="4" w:space="0" w:color="000000"/>
-              <w:right w:val="single" w:sz="4" w:space="0" w:color="000000"/>
-            </w:tcBorders>
-          </w:tcPr>
-          <w:p>
-            <w:pPr>
-              <w:tabs>
-                <w:tab w:val="left" w:pos="540"/>
-                <w:tab w:val="left" w:pos="3480"/>
-              </w:tabs>
-              <w:rPr>
-                <w:rFonts w:cs="Calibri"/>
-                <w:b/>
-              </w:rPr>
-            </w:pPr>
-          </w:p>
-        </w:tc>
-        <w:tc>
-          <w:tcPr>
-            <w:tcW w:w="5972" w:type="dxa"/>
-            <w:tcBorders>
-              <w:top w:val="single" w:sz="4" w:space="0" w:color="000000"/>
-              <w:left w:val="single" w:sz="4" w:space="0" w:color="000000"/>
-              <w:bottom w:val="single" w:sz="4" w:space="0" w:color="000000"/>
-              <w:right w:val="single" w:sz="4" w:space="0" w:color="000000"/>
-            </w:tcBorders>
-          </w:tcPr>
-          <w:p>
-            <w:pPr>
-              <w:tabs>
-                <w:tab w:val="left" w:pos="540"/>
-                <w:tab w:val="left" w:pos="3480"/>
-              </w:tabs>
-              <w:jc w:val="both"/>
-              <w:rPr>
-                <w:rFonts w:cs="Calibri"/>
-                <w:bCs/>
-                <w:lang w:val="en-IN"/>
-              </w:rPr>
-            </w:pPr>
-            <w:r>
-              <w:rPr>
-                <w:rFonts w:cs="Calibri"/>
-                <w:bCs/>
-                <w:lang w:val="en-IN"/>
-              </w:rPr>
-              <w:t>n/a</w:t>
-            </w:r>
-          </w:p>
-        </w:tc>
-        <w:tc>
-          <w:tcPr>
-            <w:tcW w:w="2775" w:type="dxa"/>
-            <w:tcBorders>
-              <w:top w:val="single" w:sz="4" w:space="0" w:color="000000"/>
-              <w:left w:val="single" w:sz="4" w:space="0" w:color="000000"/>
-              <w:bottom w:val="single" w:sz="4" w:space="0" w:color="000000"/>
-              <w:right w:val="single" w:sz="4" w:space="0" w:color="000000"/>
-            </w:tcBorders>
-          </w:tcPr>
-          <w:p>
-            <w:pPr>
-              <w:spacing w:line="360" w:lineRule="auto"/>
-              <w:jc w:val="both"/>
-              <w:rPr>
-                <w:rFonts w:cs="Calibri"/>
-                <w:i/>
-              </w:rPr>
-            </w:pPr>
+              <w:t>Minor NCs raised:</w:t>
+            </w:r>
           </w:p>
         </w:tc>
       </w:tr>
     </w:tbl>
+    <w:p>
+      <w:pPr>
+        <w:jc w:val="center"/>
+        <w:rPr>
+          <w:rFonts w:cs="Calibri"/>
+          <w:b/>
+          <w:color w:val="FF0000"/>
+          <w:sz w:val="24"/>
+          <w:szCs w:val="24"/>
+        </w:rPr>
+      </w:pPr>
+      <w:r>
+        <w:rPr>
+          <w:rFonts w:cs="Calibri"/>
+          <w:b/>
+          <w:color w:val="FF0000"/>
+          <w:sz w:val="24"/>
+          <w:szCs w:val="24"/>
+        </w:rPr>
+        <w:t>Observations</w:t>
+      </w:r>
+      <w:r>
+        <w:rPr>
+          <w:rFonts w:cs="Calibri"/>
+          <w:b/>
+          <w:color w:val="FF0000"/>
+          <w:sz w:val="24"/>
+          <w:szCs w:val="24"/>
+        </w:rPr>
+        <w:t>:</w:t>
+      </w:r>
+    </w:p>
+    <w:tbl>
+      <w:tblPr>
+        <w:tblW w:w="0" w:type="auto"/>
+        <w:tblBorders>
+          <w:top w:val="single" w:sz="4" w:space="0" w:color="000000"/>
+          <w:left w:val="single" w:sz="4" w:space="0" w:color="000000"/>
+          <w:bottom w:val="single" w:sz="4" w:space="0" w:color="000000"/>
+          <w:right w:val="single" w:sz="4" w:space="0" w:color="000000"/>
+          <w:insideH w:val="single" w:sz="4" w:space="0" w:color="000000"/>
+          <w:insideV w:val="single" w:sz="4" w:space="0" w:color="000000"/>
+        </w:tblBorders>
+        <w:tblLook w:val="04A0" w:firstRow="1" w:lastRow="0" w:firstColumn="1" w:lastColumn="0" w:noHBand="0" w:noVBand="1"/>
+      </w:tblPr>
+      <w:tblGrid>
+        <w:gridCol w:w="9576"/>
+      </w:tblGrid>
+      <w:tr>
+        <w:tc>
+          <w:tcPr>
+            <w:tcW w:w="9576" w:type="dxa"/>
+            <w:shd w:val="clear" w:color="auto" w:fill="auto"/>
+          </w:tcPr>
+          <w:p>
+            <w:pPr>
+              <w:rPr>
+                <w:rFonts w:cs="Calibri"/>
+                <w:b/>
+                <w:sz w:val="24"/>
+                <w:szCs w:val="24"/>
+              </w:rPr>
+            </w:pPr>
+            <w:r>
+              <w:rPr>
+                <w:rFonts w:cs="Calibri"/>
+                <w:b/>
+              </w:rPr>
+              <w:t>Observations raised:</w:t>
+            </w:r>
+          </w:p>
+        </w:tc>
+      </w:tr>
+    </w:tbl>
+    <w:p>
+      <w:pPr>
+        <w:rPr>
+          <w:rFonts w:cs="Calibri"/>
+          <w:b/>
+          <w:color w:val="FF0000"/>
+          <w:sz w:val="24"/>
+          <w:szCs w:val="24"/>
+        </w:rPr>
+      </w:pPr>
+    </w:p>
     <w:p>
       <w:pPr>
         <w:spacing w:line="360" w:lineRule="auto"/>
@@ -6976,23 +6571,7 @@
                 <w:rFonts w:cs="Calibri"/>
                 <w:bCs/>
               </w:rPr>
-              <w:t xml:space="preserve"> (Shift timings, logistics, need of experts, safety issues, possible risks </w:t>
-            </w:r>
-            <w:proofErr w:type="spellStart"/>
-            <w:r>
-              <w:rPr>
-                <w:rFonts w:cs="Calibri"/>
-                <w:bCs/>
-              </w:rPr>
-              <w:t>etc</w:t>
-            </w:r>
-            <w:proofErr w:type="spellEnd"/>
-            <w:r>
-              <w:rPr>
-                <w:rFonts w:cs="Calibri"/>
-                <w:bCs/>
-              </w:rPr>
-              <w:t>)</w:t>
+              <w:t xml:space="preserve"> (Shift timings, logistics, need of experts, safety issues, possible risks etc)</w:t>
             </w:r>
           </w:p>
         </w:tc>
@@ -7034,29 +6613,6 @@
                 <w:bCs/>
               </w:rPr>
             </w:pPr>
-            <w:r>
-              <w:rPr>
-                <w:rFonts w:cs="Calibri"/>
-                <w:bCs/>
-              </w:rPr>
-              <w:t xml:space="preserve">(Shift timings, logistics, need of experts, safety issues, possible risks </w:t>
-            </w:r>
-            <w:proofErr w:type="spellStart"/>
-            <w:r>
-              <w:rPr>
-                <w:rFonts w:cs="Calibri"/>
-                <w:bCs/>
-              </w:rPr>
-              <w:t>etc</w:t>
-            </w:r>
-            <w:proofErr w:type="spellEnd"/>
-            <w:r>
-              <w:rPr>
-                <w:rFonts w:cs="Calibri"/>
-                <w:bCs/>
-              </w:rPr>
-              <w:t>)</w:t>
-            </w:r>
           </w:p>
         </w:tc>
       </w:tr>
@@ -7138,6 +6694,7 @@
               <w:rPr>
                 <w:rFonts w:cs="Calibri"/>
               </w:rPr>
+              <w:lastRenderedPageBreak/>
               <w:t>Language to be used:</w:t>
             </w:r>
           </w:p>
@@ -7186,7 +6743,6 @@
               <w:rPr>
                 <w:rFonts w:cs="Calibri"/>
               </w:rPr>
-              <w:lastRenderedPageBreak/>
               <w:t>About PPE</w:t>
             </w:r>
           </w:p>
@@ -7306,6 +6862,12 @@
                 <w:rFonts w:cs="Calibri"/>
               </w:rPr>
             </w:pPr>
+            <w:r>
+              <w:rPr>
+                <w:rFonts w:cs="Calibri"/>
+              </w:rPr>
+              <w:t>{{reviewedBy}}</w:t>
+            </w:r>
           </w:p>
         </w:tc>
       </w:tr>
@@ -7352,6 +6914,12 @@
                 <w:rFonts w:cs="Calibri"/>
               </w:rPr>
             </w:pPr>
+            <w:r>
+              <w:rPr>
+                <w:rFonts w:cs="Calibri"/>
+              </w:rPr>
+              <w:t>{{dateOfReview}}</w:t>
+            </w:r>
           </w:p>
         </w:tc>
       </w:tr>
@@ -7442,29 +7010,7 @@
                 <w:color w:val="000000"/>
                 <w:spacing w:val="-1"/>
               </w:rPr>
-              <w:t xml:space="preserve">/Major </w:t>
-            </w:r>
-            <w:proofErr w:type="spellStart"/>
-            <w:r>
-              <w:rPr>
-                <w:rFonts w:cs="Calibri"/>
-                <w:b/>
-                <w:bCs/>
-                <w:color w:val="000000"/>
-                <w:spacing w:val="-1"/>
-              </w:rPr>
-              <w:t>Non conformance</w:t>
-            </w:r>
-            <w:proofErr w:type="spellEnd"/>
-            <w:r>
-              <w:rPr>
-                <w:rFonts w:cs="Calibri"/>
-                <w:b/>
-                <w:bCs/>
-                <w:color w:val="000000"/>
-                <w:spacing w:val="-1"/>
-              </w:rPr>
-              <w:t xml:space="preserve"> identified in the Stage 1 </w:t>
+              <w:t xml:space="preserve">/Major Non conformance identified in the Stage 1 </w:t>
             </w:r>
             <w:r>
               <w:rPr>
@@ -8030,15 +7576,7 @@
             </w:r>
             <w:proofErr w:type="gramEnd"/>
             <w:r>
-              <w:t>{</w:t>
-            </w:r>
-            <w:proofErr w:type="spellStart"/>
-            <w:r>
-              <w:t>endDateOfAudit</w:t>
-            </w:r>
-            <w:proofErr w:type="spellEnd"/>
-            <w:r>
-              <w:t>}}</w:t>
+              <w:t>{endDateOfAudit}}</w:t>
             </w:r>
           </w:p>
         </w:tc>
@@ -8128,21 +7666,7 @@
               <w:rPr>
                 <w:rFonts w:cs="Calibri"/>
               </w:rPr>
-              <w:t>{{</w:t>
-            </w:r>
-            <w:proofErr w:type="spellStart"/>
-            <w:r>
-              <w:rPr>
-                <w:rFonts w:cs="Calibri"/>
-              </w:rPr>
-              <w:t>auditorName</w:t>
-            </w:r>
-            <w:proofErr w:type="spellEnd"/>
-            <w:r>
-              <w:rPr>
-                <w:rFonts w:cs="Calibri"/>
-              </w:rPr>
-              <w:t>}}</w:t>
+              <w:t>{{auditorName}}</w:t>
             </w:r>
           </w:p>
           <w:p>
@@ -8198,21 +7722,7 @@
               <w:rPr>
                 <w:rFonts w:cs="Arial"/>
               </w:rPr>
-              <w:t>{</w:t>
-            </w:r>
-            <w:proofErr w:type="spellStart"/>
-            <w:r>
-              <w:rPr>
-                <w:rFonts w:cs="Arial"/>
-              </w:rPr>
-              <w:t>clientName</w:t>
-            </w:r>
-            <w:proofErr w:type="spellEnd"/>
-            <w:r>
-              <w:rPr>
-                <w:rFonts w:cs="Arial"/>
-              </w:rPr>
-              <w:t>}}</w:t>
+              <w:t>{clientName}}</w:t>
             </w:r>
           </w:p>
           <w:p>
@@ -8890,7 +8400,7 @@
   <w:style w:type="paragraph" w:default="1" w:styleId="Normal">
     <w:name w:val="Normal"/>
     <w:qFormat/>
-    <w:rsid w:val="000220C0"/>
+    <w:rsid w:val="00EC155A"/>
     <w:pPr>
       <w:spacing w:after="200" w:line="276" w:lineRule="auto"/>
     </w:pPr>
@@ -9481,17 +8991,6 @@
 </file>
 
 <file path=customXml/item1.xml><?xml version="1.0" encoding="utf-8"?>
-<p:properties xmlns:p="http://schemas.microsoft.com/office/2006/metadata/properties" xmlns:xsi="http://www.w3.org/2001/XMLSchema-instance" xmlns:pc="http://schemas.microsoft.com/office/infopath/2007/PartnerControls">
-  <documentManagement>
-    <TaxCatchAll xmlns="1b080280-7f72-4449-8388-fe55f61b3af8"/>
-    <lcf76f155ced4ddcb4097134ff3c332f xmlns="d95cb5b6-d090-4795-af04-4b310bffa99d">
-      <Terms xmlns="http://schemas.microsoft.com/office/infopath/2007/PartnerControls"/>
-    </lcf76f155ced4ddcb4097134ff3c332f>
-  </documentManagement>
-</p:properties>
-</file>
-
-<file path=customXml/item2.xml><?xml version="1.0" encoding="utf-8"?>
 <ct:contentTypeSchema xmlns:ct="http://schemas.microsoft.com/office/2006/metadata/contentType" xmlns:ma="http://schemas.microsoft.com/office/2006/metadata/properties/metaAttributes" ct:_="" ma:_="" ma:contentTypeName="Document" ma:contentTypeID="0x010100568A7AD6675AB243B177BD17E69AEAC8" ma:contentTypeVersion="17" ma:contentTypeDescription="Create a new document." ma:contentTypeScope="" ma:versionID="377c2d8bc3f266b6741bf85d1ffcab63">
   <xsd:schema xmlns:xsd="http://www.w3.org/2001/XMLSchema" xmlns:xs="http://www.w3.org/2001/XMLSchema" xmlns:p="http://schemas.microsoft.com/office/2006/metadata/properties" xmlns:ns2="d95cb5b6-d090-4795-af04-4b310bffa99d" xmlns:ns3="1b080280-7f72-4449-8388-fe55f61b3af8" targetNamespace="http://schemas.microsoft.com/office/2006/metadata/properties" ma:root="true" ma:fieldsID="f408e731deb713321378b77e8fb61df3" ns2:_="" ns3:_="">
     <xsd:import namespace="d95cb5b6-d090-4795-af04-4b310bffa99d"/>
@@ -9740,6 +9239,17 @@
 </ct:contentTypeSchema>
 </file>
 
+<file path=customXml/item2.xml><?xml version="1.0" encoding="utf-8"?>
+<p:properties xmlns:p="http://schemas.microsoft.com/office/2006/metadata/properties" xmlns:xsi="http://www.w3.org/2001/XMLSchema-instance" xmlns:pc="http://schemas.microsoft.com/office/infopath/2007/PartnerControls">
+  <documentManagement>
+    <TaxCatchAll xmlns="1b080280-7f72-4449-8388-fe55f61b3af8"/>
+    <lcf76f155ced4ddcb4097134ff3c332f xmlns="d95cb5b6-d090-4795-af04-4b310bffa99d">
+      <Terms xmlns="http://schemas.microsoft.com/office/infopath/2007/PartnerControls"/>
+    </lcf76f155ced4ddcb4097134ff3c332f>
+  </documentManagement>
+</p:properties>
+</file>
+
 <file path=customXml/item3.xml><?xml version="1.0" encoding="utf-8"?>
 <?mso-contentType ?>
 <FormTemplates xmlns="http://schemas.microsoft.com/sharepoint/v3/contenttype/forms">
@@ -9749,18 +9259,11 @@
 </FormTemplates>
 </file>
 
-<file path=customXml/itemProps1.xml><?xml version="1.0" encoding="utf-8"?>
-<ds:datastoreItem xmlns:ds="http://schemas.openxmlformats.org/officeDocument/2006/customXml" ds:itemID="{63AA631B-30E5-40B9-9D51-60E4055AB55B}">
-  <ds:schemaRefs>
-    <ds:schemaRef ds:uri="http://schemas.microsoft.com/office/2006/metadata/properties"/>
-    <ds:schemaRef ds:uri="http://schemas.microsoft.com/office/infopath/2007/PartnerControls"/>
-    <ds:schemaRef ds:uri="1b080280-7f72-4449-8388-fe55f61b3af8"/>
-    <ds:schemaRef ds:uri="d95cb5b6-d090-4795-af04-4b310bffa99d"/>
-  </ds:schemaRefs>
-</ds:datastoreItem>
+<file path=customXml/item4.xml><?xml version="1.0" encoding="utf-8"?>
+<b:Sources xmlns:b="http://schemas.openxmlformats.org/officeDocument/2006/bibliography" xmlns="http://schemas.openxmlformats.org/officeDocument/2006/bibliography" SelectedStyle="\APASixthEditionOfficeOnline.xsl" StyleName="APA" Version="6"/>
 </file>
 
-<file path=customXml/itemProps2.xml><?xml version="1.0" encoding="utf-8"?>
+<file path=customXml/itemProps1.xml><?xml version="1.0" encoding="utf-8"?>
 <ds:datastoreItem xmlns:ds="http://schemas.openxmlformats.org/officeDocument/2006/customXml" ds:itemID="{379A92FF-08F7-428C-AD2F-C5BC95831C17}">
   <ds:schemaRefs>
     <ds:schemaRef ds:uri="http://schemas.microsoft.com/office/2006/metadata/contentType"/>
@@ -9779,10 +9282,29 @@
 </ds:datastoreItem>
 </file>
 
+<file path=customXml/itemProps2.xml><?xml version="1.0" encoding="utf-8"?>
+<ds:datastoreItem xmlns:ds="http://schemas.openxmlformats.org/officeDocument/2006/customXml" ds:itemID="{63AA631B-30E5-40B9-9D51-60E4055AB55B}">
+  <ds:schemaRefs>
+    <ds:schemaRef ds:uri="http://schemas.microsoft.com/office/2006/metadata/properties"/>
+    <ds:schemaRef ds:uri="http://schemas.microsoft.com/office/infopath/2007/PartnerControls"/>
+    <ds:schemaRef ds:uri="1b080280-7f72-4449-8388-fe55f61b3af8"/>
+    <ds:schemaRef ds:uri="d95cb5b6-d090-4795-af04-4b310bffa99d"/>
+  </ds:schemaRefs>
+</ds:datastoreItem>
+</file>
+
 <file path=customXml/itemProps3.xml><?xml version="1.0" encoding="utf-8"?>
 <ds:datastoreItem xmlns:ds="http://schemas.openxmlformats.org/officeDocument/2006/customXml" ds:itemID="{AE8C84AC-41EF-4DEB-90FD-6FC817956240}">
   <ds:schemaRefs>
     <ds:schemaRef ds:uri="http://schemas.microsoft.com/sharepoint/v3/contenttype/forms"/>
   </ds:schemaRefs>
 </ds:datastoreItem>
+</file>
+
+<file path=customXml/itemProps4.xml><?xml version="1.0" encoding="utf-8"?>
+<ds:datastoreItem xmlns:ds="http://schemas.openxmlformats.org/officeDocument/2006/customXml" ds:itemID="{B53ECB74-59D9-466C-8A10-BC87EC9364B0}">
+  <ds:schemaRefs>
+    <ds:schemaRef ds:uri="http://schemas.openxmlformats.org/officeDocument/2006/bibliography"/>
+  </ds:schemaRefs>
+</ds:datastoreItem>
 </file>
--- a/templates/iso9001_14001_stage1.docx
+++ b/templates/iso9001_14001_stage1.docx
@@ -368,73 +368,57 @@
                 <w:iCs/>
               </w:rPr>
             </w:pPr>
-            <w:proofErr w:type="gramStart"/>
             <w:r>
               <w:rPr>
                 <w:rFonts w:cs="Arial"/>
               </w:rPr>
-              <w:t>{{ organizationName</w:t>
-            </w:r>
-            <w:proofErr w:type="gramEnd"/>
+              <w:t>{{ organizationName }}</w:t>
+            </w:r>
+          </w:p>
+        </w:tc>
+      </w:tr>
+      <w:tr>
+        <w:tc>
+          <w:tcPr>
+            <w:tcW w:w="2628" w:type="dxa"/>
+          </w:tcPr>
+          <w:p>
+            <w:pPr>
+              <w:spacing w:after="0" w:line="240" w:lineRule="auto"/>
+              <w:rPr>
+                <w:rFonts w:cs="Calibri"/>
+                <w:b/>
+                <w:bCs/>
+              </w:rPr>
+            </w:pPr>
+            <w:r>
+              <w:rPr>
+                <w:rFonts w:cs="Calibri"/>
+                <w:b/>
+                <w:bCs/>
+              </w:rPr>
+              <w:t>Address</w:t>
+            </w:r>
+          </w:p>
+        </w:tc>
+        <w:tc>
+          <w:tcPr>
+            <w:tcW w:w="6978" w:type="dxa"/>
+          </w:tcPr>
+          <w:p>
+            <w:pPr>
+              <w:spacing w:after="0" w:line="240" w:lineRule="auto"/>
+              <w:rPr>
+                <w:rFonts w:cs="Calibri"/>
+                <w:bCs/>
+                <w:iCs/>
+              </w:rPr>
+            </w:pPr>
             <w:r>
               <w:rPr>
                 <w:rFonts w:cs="Arial"/>
               </w:rPr>
-              <w:t xml:space="preserve"> }}</w:t>
-            </w:r>
-          </w:p>
-        </w:tc>
-      </w:tr>
-      <w:tr>
-        <w:tc>
-          <w:tcPr>
-            <w:tcW w:w="2628" w:type="dxa"/>
-          </w:tcPr>
-          <w:p>
-            <w:pPr>
-              <w:spacing w:after="0" w:line="240" w:lineRule="auto"/>
-              <w:rPr>
-                <w:rFonts w:cs="Calibri"/>
-                <w:b/>
-                <w:bCs/>
-              </w:rPr>
-            </w:pPr>
-            <w:r>
-              <w:rPr>
-                <w:rFonts w:cs="Calibri"/>
-                <w:b/>
-                <w:bCs/>
-              </w:rPr>
-              <w:t>Address</w:t>
-            </w:r>
-          </w:p>
-        </w:tc>
-        <w:tc>
-          <w:tcPr>
-            <w:tcW w:w="6978" w:type="dxa"/>
-          </w:tcPr>
-          <w:p>
-            <w:pPr>
-              <w:spacing w:after="0" w:line="240" w:lineRule="auto"/>
-              <w:rPr>
-                <w:rFonts w:cs="Calibri"/>
-                <w:bCs/>
-                <w:iCs/>
-              </w:rPr>
-            </w:pPr>
-            <w:proofErr w:type="gramStart"/>
-            <w:r>
-              <w:rPr>
-                <w:rFonts w:cs="Arial"/>
-              </w:rPr>
-              <w:t>{{ address</w:t>
-            </w:r>
-            <w:proofErr w:type="gramEnd"/>
-            <w:r>
-              <w:rPr>
-                <w:rFonts w:cs="Arial"/>
-              </w:rPr>
-              <w:t xml:space="preserve"> }}</w:t>
+              <w:t>{{ address }}</w:t>
             </w:r>
           </w:p>
         </w:tc>
@@ -2866,7 +2850,8 @@
       <w:tr>
         <w:tc>
           <w:tcPr>
-            <w:tcW w:w="1009" w:type="dxa"/>
+            <w:tcW w:w="9729" w:type="dxa"/>
+            <w:gridSpan w:val="4"/>
           </w:tcPr>
           <w:p>
             <w:pPr>
@@ -2881,54 +2866,8 @@
                 <w:rFonts w:cs="Calibri"/>
                 <w:b/>
               </w:rPr>
-              <w:t>6.1</w:t>
-            </w:r>
-          </w:p>
-        </w:tc>
-        <w:tc>
-          <w:tcPr>
-            <w:tcW w:w="3192" w:type="dxa"/>
-          </w:tcPr>
-          <w:p>
-            <w:pPr>
-              <w:ind w:right="-108"/>
-              <w:jc w:val="both"/>
-              <w:rPr>
-                <w:rFonts w:cs="Calibri"/>
-                <w:b/>
-              </w:rPr>
-            </w:pPr>
-            <w:r>
-              <w:rPr>
-                <w:rFonts w:cs="Calibri"/>
-                <w:b/>
-              </w:rPr>
-              <w:t>ACTIONS TO ADDRESS RISK &amp; OPPORTUNITIES</w:t>
-            </w:r>
-          </w:p>
-        </w:tc>
-        <w:tc>
-          <w:tcPr>
-            <w:tcW w:w="1167" w:type="dxa"/>
-          </w:tcPr>
-          <w:p>
-            <w:pPr>
-              <w:rPr>
-                <w:rFonts w:cs="Calibri"/>
-              </w:rPr>
-            </w:pPr>
-          </w:p>
-        </w:tc>
-        <w:tc>
-          <w:tcPr>
-            <w:tcW w:w="4361" w:type="dxa"/>
-          </w:tcPr>
-          <w:p>
-            <w:pPr>
-              <w:rPr>
-                <w:rFonts w:cs="Calibri"/>
-              </w:rPr>
-            </w:pPr>
+              <w:t>6.1 ACTIONS TO ADDRESS RISK &amp; OPPORTUNITIES</w:t>
+            </w:r>
           </w:p>
         </w:tc>
       </w:tr>
@@ -3229,7 +3168,6 @@
                 <w:rFonts w:cs="Calibri"/>
                 <w:b/>
               </w:rPr>
-              <w:lastRenderedPageBreak/>
               <w:t>6.1.4</w:t>
             </w:r>
           </w:p>
@@ -3250,7 +3188,14 @@
               <w:rPr>
                 <w:rFonts w:cs="Calibri"/>
               </w:rPr>
-              <w:t xml:space="preserve">Evidence that the organizations planning takes into consideration actions to address:  Significant Environment aspect/ significant OH&amp;S hazards &amp; risks; compliance obligations; risks and opportunities </w:t>
+              <w:t xml:space="preserve">Evidence that the organizations planning takes into consideration </w:t>
+            </w:r>
+            <w:r>
+              <w:rPr>
+                <w:rFonts w:cs="Calibri"/>
+              </w:rPr>
+              <w:lastRenderedPageBreak/>
+              <w:t xml:space="preserve">actions to address:  Significant Environment aspect/ significant OH&amp;S hazards &amp; risks; compliance obligations; risks and opportunities </w:t>
             </w:r>
           </w:p>
         </w:tc>
@@ -3265,6 +3210,7 @@
               </w:rPr>
             </w:pPr>
             <w:r>
+              <w:lastRenderedPageBreak/>
               <w:t>{{clause}}</w:t>
             </w:r>
           </w:p>
@@ -3549,7 +3495,6 @@
                 <w:rFonts w:cs="Calibri"/>
                 <w:b/>
               </w:rPr>
-              <w:lastRenderedPageBreak/>
               <w:t>7.2</w:t>
             </w:r>
           </w:p>
@@ -3570,7 +3515,14 @@
               <w:rPr>
                 <w:rFonts w:cs="Calibri"/>
               </w:rPr>
-              <w:t xml:space="preserve">Evidence: organization has a process in place to determine necessary COMPETENCE, necessary training and documented information to support competence supporting requirements of IMS. </w:t>
+              <w:t xml:space="preserve">Evidence: organization has a process in place to determine necessary COMPETENCE, </w:t>
+            </w:r>
+            <w:r>
+              <w:rPr>
+                <w:rFonts w:cs="Calibri"/>
+              </w:rPr>
+              <w:lastRenderedPageBreak/>
+              <w:t xml:space="preserve">necessary training and documented information to support competence supporting requirements of IMS. </w:t>
             </w:r>
           </w:p>
         </w:tc>
@@ -3585,6 +3537,7 @@
               </w:rPr>
             </w:pPr>
             <w:r>
+              <w:lastRenderedPageBreak/>
               <w:t>{{clause}}</w:t>
             </w:r>
           </w:p>
@@ -3983,7 +3936,6 @@
               <w:rPr>
                 <w:rFonts w:cs="Calibri"/>
               </w:rPr>
-              <w:lastRenderedPageBreak/>
               <w:t>Established &amp; Control the Procurement of product and services</w:t>
             </w:r>
           </w:p>
@@ -4540,6 +4492,30 @@
       <w:tr>
         <w:tc>
           <w:tcPr>
+            <w:tcW w:w="9729" w:type="dxa"/>
+            <w:gridSpan w:val="4"/>
+            <w:vAlign w:val="center"/>
+          </w:tcPr>
+          <w:p>
+            <w:pPr>
+              <w:rPr>
+                <w:rFonts w:cs="Arial"/>
+                <w:b/>
+              </w:rPr>
+            </w:pPr>
+            <w:r>
+              <w:rPr>
+                <w:rFonts w:cs="Arial"/>
+                <w:b/>
+              </w:rPr>
+              <w:t>8.5 Production and services provision</w:t>
+            </w:r>
+          </w:p>
+        </w:tc>
+      </w:tr>
+      <w:tr>
+        <w:tc>
+          <w:tcPr>
             <w:tcW w:w="1009" w:type="dxa"/>
             <w:vAlign w:val="center"/>
           </w:tcPr>
@@ -4556,7 +4532,7 @@
                 <w:rFonts w:cs="Arial"/>
                 <w:b/>
               </w:rPr>
-              <w:t>8.5</w:t>
+              <w:t>8.5.1</w:t>
             </w:r>
           </w:p>
         </w:tc>
@@ -4567,44 +4543,48 @@
           </w:tcPr>
           <w:p>
             <w:pPr>
+              <w:rPr>
+                <w:rFonts w:cs="Arial"/>
+              </w:rPr>
+            </w:pPr>
+            <w:r>
+              <w:rPr>
+                <w:rFonts w:cs="Arial"/>
+              </w:rPr>
+              <w:t>Control of production and services provision</w:t>
+            </w:r>
+          </w:p>
+        </w:tc>
+        <w:tc>
+          <w:tcPr>
+            <w:tcW w:w="1167" w:type="dxa"/>
+          </w:tcPr>
+          <w:p>
+            <w:pPr>
               <w:jc w:val="center"/>
               <w:rPr>
                 <w:rFonts w:cs="Arial"/>
-                <w:b/>
-              </w:rPr>
-            </w:pPr>
-            <w:r>
-              <w:rPr>
-                <w:rFonts w:cs="Arial"/>
-                <w:b/>
-              </w:rPr>
-              <w:t>Production and services provision</w:t>
-            </w:r>
-          </w:p>
-        </w:tc>
-        <w:tc>
-          <w:tcPr>
-            <w:tcW w:w="1167" w:type="dxa"/>
-          </w:tcPr>
-          <w:p>
-            <w:pPr>
-              <w:jc w:val="center"/>
-              <w:rPr>
-                <w:rFonts w:cs="Arial"/>
-                <w:b/>
-              </w:rPr>
-            </w:pPr>
+              </w:rPr>
+            </w:pPr>
+            <w:r>
+              <w:t>{{clause}}</w:t>
+            </w:r>
           </w:p>
         </w:tc>
         <w:tc>
           <w:tcPr>
             <w:tcW w:w="4361" w:type="dxa"/>
-            <w:vAlign w:val="bottom"/>
           </w:tcPr>
           <w:p>
             <w:pPr>
               <w:jc w:val="both"/>
             </w:pPr>
+            <w:r>
+              <w:rPr>
+                <w:rFonts w:cs="Calibri"/>
+              </w:rPr>
+              <w:t>Replace according to the prompt</w:t>
+            </w:r>
           </w:p>
         </w:tc>
       </w:tr>
@@ -4627,82 +4607,6 @@
                 <w:rFonts w:cs="Arial"/>
                 <w:b/>
               </w:rPr>
-              <w:t>8.5.1</w:t>
-            </w:r>
-          </w:p>
-        </w:tc>
-        <w:tc>
-          <w:tcPr>
-            <w:tcW w:w="3192" w:type="dxa"/>
-            <w:vAlign w:val="center"/>
-          </w:tcPr>
-          <w:p>
-            <w:pPr>
-              <w:rPr>
-                <w:rFonts w:cs="Arial"/>
-              </w:rPr>
-            </w:pPr>
-            <w:r>
-              <w:rPr>
-                <w:rFonts w:cs="Arial"/>
-              </w:rPr>
-              <w:t>Control of production and services provision</w:t>
-            </w:r>
-          </w:p>
-        </w:tc>
-        <w:tc>
-          <w:tcPr>
-            <w:tcW w:w="1167" w:type="dxa"/>
-          </w:tcPr>
-          <w:p>
-            <w:pPr>
-              <w:jc w:val="center"/>
-              <w:rPr>
-                <w:rFonts w:cs="Arial"/>
-              </w:rPr>
-            </w:pPr>
-            <w:r>
-              <w:t>{{clause}}</w:t>
-            </w:r>
-          </w:p>
-        </w:tc>
-        <w:tc>
-          <w:tcPr>
-            <w:tcW w:w="4361" w:type="dxa"/>
-          </w:tcPr>
-          <w:p>
-            <w:pPr>
-              <w:jc w:val="both"/>
-            </w:pPr>
-            <w:r>
-              <w:rPr>
-                <w:rFonts w:cs="Calibri"/>
-              </w:rPr>
-              <w:t>Replace according to the prompt</w:t>
-            </w:r>
-          </w:p>
-        </w:tc>
-      </w:tr>
-      <w:tr>
-        <w:tc>
-          <w:tcPr>
-            <w:tcW w:w="1009" w:type="dxa"/>
-            <w:vAlign w:val="center"/>
-          </w:tcPr>
-          <w:p>
-            <w:pPr>
-              <w:jc w:val="center"/>
-              <w:rPr>
-                <w:rFonts w:cs="Arial"/>
-                <w:b/>
-              </w:rPr>
-            </w:pPr>
-            <w:r>
-              <w:rPr>
-                <w:rFonts w:cs="Arial"/>
-                <w:b/>
-              </w:rPr>
-              <w:lastRenderedPageBreak/>
               <w:t>8.5.2</w:t>
             </w:r>
           </w:p>
@@ -4872,6 +4776,7 @@
                 <w:rFonts w:cs="Arial"/>
                 <w:b/>
               </w:rPr>
+              <w:lastRenderedPageBreak/>
               <w:t>8.5.4</w:t>
             </w:r>
           </w:p>
@@ -5171,12 +5076,12 @@
       <w:tr>
         <w:tc>
           <w:tcPr>
-            <w:tcW w:w="1009" w:type="dxa"/>
+            <w:tcW w:w="9729" w:type="dxa"/>
+            <w:gridSpan w:val="4"/>
             <w:vAlign w:val="center"/>
           </w:tcPr>
           <w:p>
             <w:pPr>
-              <w:jc w:val="center"/>
               <w:rPr>
                 <w:rFonts w:cs="Arial"/>
                 <w:b/>
@@ -5187,56 +5092,8 @@
                 <w:rFonts w:cs="Arial"/>
                 <w:b/>
               </w:rPr>
-              <w:t>8.7</w:t>
-            </w:r>
-          </w:p>
-        </w:tc>
-        <w:tc>
-          <w:tcPr>
-            <w:tcW w:w="3192" w:type="dxa"/>
-            <w:vAlign w:val="center"/>
-          </w:tcPr>
-          <w:p>
-            <w:pPr>
-              <w:jc w:val="center"/>
-              <w:rPr>
-                <w:rFonts w:cs="Arial"/>
-                <w:b/>
-              </w:rPr>
-            </w:pPr>
-            <w:r>
-              <w:rPr>
-                <w:rFonts w:cs="Arial"/>
-                <w:b/>
-              </w:rPr>
-              <w:t>Control of nonconforming outputs</w:t>
-            </w:r>
-          </w:p>
-        </w:tc>
-        <w:tc>
-          <w:tcPr>
-            <w:tcW w:w="1167" w:type="dxa"/>
-          </w:tcPr>
-          <w:p>
-            <w:pPr>
-              <w:jc w:val="center"/>
-              <w:rPr>
-                <w:rFonts w:cs="Arial"/>
-              </w:rPr>
-            </w:pPr>
-          </w:p>
-        </w:tc>
-        <w:tc>
-          <w:tcPr>
-            <w:tcW w:w="4361" w:type="dxa"/>
-            <w:vAlign w:val="bottom"/>
-          </w:tcPr>
-          <w:p>
-            <w:pPr>
-              <w:rPr>
-                <w:bCs/>
-              </w:rPr>
-            </w:pPr>
+              <w:t>8.7 Control of nonconforming outputs</w:t>
+            </w:r>
           </w:p>
         </w:tc>
       </w:tr>
@@ -5852,28 +5709,122 @@
                 <w:rFonts w:cs="Calibri"/>
                 <w:b/>
               </w:rPr>
-              <w:t xml:space="preserve">Internal Audit Corrective </w:t>
-            </w:r>
-            <w:r>
-              <w:rPr>
-                <w:rFonts w:cs="Calibri"/>
-                <w:b/>
+              <w:t xml:space="preserve">Internal Audit Corrective Actions </w:t>
+            </w:r>
+            <w:r>
+              <w:rPr>
+                <w:rFonts w:cs="Calibri"/>
+                <w:i/>
+              </w:rPr>
+              <w:t xml:space="preserve">– completed. </w:t>
+            </w:r>
+            <w:r>
+              <w:rPr>
+                <w:rFonts w:cs="Calibri"/>
+              </w:rPr>
+              <w:t>(including evidence of closure)</w:t>
+            </w:r>
+          </w:p>
+        </w:tc>
+        <w:tc>
+          <w:tcPr>
+            <w:tcW w:w="1167" w:type="dxa"/>
+          </w:tcPr>
+          <w:p>
+            <w:pPr>
+              <w:jc w:val="center"/>
+              <w:rPr>
+                <w:rFonts w:cs="Calibri"/>
+              </w:rPr>
+            </w:pPr>
+            <w:r>
+              <w:t>{{clause}}</w:t>
+            </w:r>
+          </w:p>
+        </w:tc>
+        <w:tc>
+          <w:tcPr>
+            <w:tcW w:w="4361" w:type="dxa"/>
+          </w:tcPr>
+          <w:p>
+            <w:pPr>
+              <w:rPr>
+                <w:bCs/>
+              </w:rPr>
+            </w:pPr>
+            <w:r>
+              <w:rPr>
+                <w:rFonts w:cs="Calibri"/>
+              </w:rPr>
+              <w:t>Replace according to the prompt</w:t>
+            </w:r>
+          </w:p>
+        </w:tc>
+      </w:tr>
+      <w:tr>
+        <w:tc>
+          <w:tcPr>
+            <w:tcW w:w="1009" w:type="dxa"/>
+          </w:tcPr>
+          <w:p>
+            <w:pPr>
+              <w:rPr>
+                <w:rFonts w:cs="Calibri"/>
+                <w:b/>
+              </w:rPr>
+            </w:pPr>
+            <w:r>
+              <w:rPr>
+                <w:rFonts w:cs="Calibri"/>
+                <w:b/>
+              </w:rPr>
+              <w:t>9.3</w:t>
+            </w:r>
+          </w:p>
+        </w:tc>
+        <w:tc>
+          <w:tcPr>
+            <w:tcW w:w="3192" w:type="dxa"/>
+          </w:tcPr>
+          <w:p>
+            <w:pPr>
+              <w:jc w:val="both"/>
+              <w:rPr>
+                <w:rFonts w:cs="Calibri"/>
+              </w:rPr>
+            </w:pPr>
+            <w:r>
+              <w:rPr>
+                <w:rFonts w:cs="Calibri"/>
+              </w:rPr>
+              <w:t xml:space="preserve">Records of </w:t>
+            </w:r>
+            <w:r>
+              <w:rPr>
+                <w:rFonts w:cs="Calibri"/>
+                <w:b/>
+              </w:rPr>
+              <w:t>Management Review</w:t>
+            </w:r>
+            <w:r>
+              <w:rPr>
+                <w:rFonts w:cs="Calibri"/>
+                <w:i/>
+              </w:rPr>
+              <w:t xml:space="preserve"> </w:t>
+            </w:r>
+            <w:r>
+              <w:rPr>
+                <w:rFonts w:cs="Calibri"/>
+              </w:rPr>
+              <w:t xml:space="preserve">Completed to ISO 45001:2018 requirements after completion </w:t>
+            </w:r>
+            <w:r>
+              <w:rPr>
+                <w:rFonts w:cs="Calibri"/>
               </w:rPr>
               <w:lastRenderedPageBreak/>
-              <w:t xml:space="preserve">Actions </w:t>
-            </w:r>
-            <w:r>
-              <w:rPr>
-                <w:rFonts w:cs="Calibri"/>
-                <w:i/>
-              </w:rPr>
-              <w:t xml:space="preserve">– completed. </w:t>
-            </w:r>
-            <w:r>
-              <w:rPr>
-                <w:rFonts w:cs="Calibri"/>
-              </w:rPr>
-              <w:t>(including evidence of closure)</w:t>
+              <w:t>of the Internal Audit.</w:t>
             </w:r>
           </w:p>
         </w:tc>
@@ -5890,101 +5841,6 @@
             </w:pPr>
             <w:r>
               <w:lastRenderedPageBreak/>
-              <w:t>{{clause}}</w:t>
-            </w:r>
-          </w:p>
-        </w:tc>
-        <w:tc>
-          <w:tcPr>
-            <w:tcW w:w="4361" w:type="dxa"/>
-          </w:tcPr>
-          <w:p>
-            <w:pPr>
-              <w:rPr>
-                <w:bCs/>
-              </w:rPr>
-            </w:pPr>
-            <w:r>
-              <w:rPr>
-                <w:rFonts w:cs="Calibri"/>
-              </w:rPr>
-              <w:t>Replace according to the prompt</w:t>
-            </w:r>
-          </w:p>
-        </w:tc>
-      </w:tr>
-      <w:tr>
-        <w:tc>
-          <w:tcPr>
-            <w:tcW w:w="1009" w:type="dxa"/>
-          </w:tcPr>
-          <w:p>
-            <w:pPr>
-              <w:rPr>
-                <w:rFonts w:cs="Calibri"/>
-                <w:b/>
-              </w:rPr>
-            </w:pPr>
-            <w:r>
-              <w:rPr>
-                <w:rFonts w:cs="Calibri"/>
-                <w:b/>
-              </w:rPr>
-              <w:t>9.3</w:t>
-            </w:r>
-          </w:p>
-        </w:tc>
-        <w:tc>
-          <w:tcPr>
-            <w:tcW w:w="3192" w:type="dxa"/>
-          </w:tcPr>
-          <w:p>
-            <w:pPr>
-              <w:jc w:val="both"/>
-              <w:rPr>
-                <w:rFonts w:cs="Calibri"/>
-              </w:rPr>
-            </w:pPr>
-            <w:r>
-              <w:rPr>
-                <w:rFonts w:cs="Calibri"/>
-              </w:rPr>
-              <w:t xml:space="preserve">Records of </w:t>
-            </w:r>
-            <w:r>
-              <w:rPr>
-                <w:rFonts w:cs="Calibri"/>
-                <w:b/>
-              </w:rPr>
-              <w:t>Management Review</w:t>
-            </w:r>
-            <w:r>
-              <w:rPr>
-                <w:rFonts w:cs="Calibri"/>
-                <w:i/>
-              </w:rPr>
-              <w:t xml:space="preserve"> </w:t>
-            </w:r>
-            <w:r>
-              <w:rPr>
-                <w:rFonts w:cs="Calibri"/>
-              </w:rPr>
-              <w:t>Completed to ISO 45001:2018 requirements after completion of the Internal Audit.</w:t>
-            </w:r>
-          </w:p>
-        </w:tc>
-        <w:tc>
-          <w:tcPr>
-            <w:tcW w:w="1167" w:type="dxa"/>
-          </w:tcPr>
-          <w:p>
-            <w:pPr>
-              <w:jc w:val="center"/>
-              <w:rPr>
-                <w:rFonts w:cs="Calibri"/>
-              </w:rPr>
-            </w:pPr>
-            <w:r>
               <w:t>{{clause}}</w:t>
             </w:r>
           </w:p>
@@ -6694,7 +6550,6 @@
               <w:rPr>
                 <w:rFonts w:cs="Calibri"/>
               </w:rPr>
-              <w:lastRenderedPageBreak/>
               <w:t>Language to be used:</w:t>
             </w:r>
           </w:p>
@@ -6893,6 +6748,7 @@
               <w:rPr>
                 <w:rFonts w:cs="Calibri"/>
               </w:rPr>
+              <w:lastRenderedPageBreak/>
               <w:t>Report Review Date</w:t>
             </w:r>
           </w:p>
@@ -7030,29 +6886,7 @@
                 <w:color w:val="000000"/>
                 <w:spacing w:val="-1"/>
               </w:rPr>
-              <w:t xml:space="preserve"> of </w:t>
-            </w:r>
-            <w:proofErr w:type="gramStart"/>
-            <w:r>
-              <w:rPr>
-                <w:rFonts w:cs="Calibri"/>
-                <w:b/>
-                <w:bCs/>
-                <w:color w:val="000000"/>
-                <w:spacing w:val="-1"/>
-              </w:rPr>
-              <w:t>Non Conformance</w:t>
-            </w:r>
-            <w:proofErr w:type="gramEnd"/>
-            <w:r>
-              <w:rPr>
-                <w:rFonts w:cs="Calibri"/>
-                <w:b/>
-                <w:bCs/>
-                <w:color w:val="000000"/>
-                <w:spacing w:val="-1"/>
-              </w:rPr>
-              <w:t xml:space="preserve"> in CAR </w:t>
+              <w:t xml:space="preserve"> of Non Conformance in CAR </w:t>
             </w:r>
             <w:r>
               <w:rPr>
@@ -7556,14 +7390,7 @@
               <w:rPr>
                 <w:rFonts w:cs="Calibri"/>
               </w:rPr>
-              <w:t>Date</w:t>
-            </w:r>
-            <w:proofErr w:type="gramStart"/>
-            <w:r>
-              <w:rPr>
-                <w:rFonts w:cs="Calibri"/>
-              </w:rPr>
-              <w:t>:</w:t>
+              <w:t>Date:</w:t>
             </w:r>
             <w:r>
               <w:rPr>
@@ -7572,11 +7399,7 @@
               <w:t xml:space="preserve">  </w:t>
             </w:r>
             <w:r>
-              <w:t>{</w:t>
-            </w:r>
-            <w:proofErr w:type="gramEnd"/>
-            <w:r>
-              <w:t>{endDateOfAudit}}</w:t>
+              <w:t>{{endDateOfAudit}}</w:t>
             </w:r>
           </w:p>
         </w:tc>
@@ -7648,6 +7471,7 @@
               <w:rPr>
                 <w:rFonts w:cs="Calibri"/>
               </w:rPr>
+              <w:lastRenderedPageBreak/>
               <w:t xml:space="preserve">Name of </w:t>
             </w:r>
             <w:r>
@@ -7695,14 +7519,7 @@
               <w:rPr>
                 <w:rFonts w:cs="Calibri"/>
               </w:rPr>
-              <w:t>Name</w:t>
-            </w:r>
-            <w:proofErr w:type="gramStart"/>
-            <w:r>
-              <w:rPr>
-                <w:rFonts w:cs="Calibri"/>
-              </w:rPr>
-              <w:t xml:space="preserve">: </w:t>
+              <w:t xml:space="preserve">Name: </w:t>
             </w:r>
             <w:r>
               <w:rPr>
@@ -7715,14 +7532,7 @@
               <w:rPr>
                 <w:rFonts w:cs="Arial"/>
               </w:rPr>
-              <w:t>{</w:t>
-            </w:r>
-            <w:proofErr w:type="gramEnd"/>
-            <w:r>
-              <w:rPr>
-                <w:rFonts w:cs="Arial"/>
-              </w:rPr>
-              <w:t>{clientName}}</w:t>
+              <w:t>{{clientName}}</w:t>
             </w:r>
           </w:p>
           <w:p>
@@ -8991,6 +8801,26 @@
 </file>
 
 <file path=customXml/item1.xml><?xml version="1.0" encoding="utf-8"?>
+<?mso-contentType ?>
+<FormTemplates xmlns="http://schemas.microsoft.com/sharepoint/v3/contenttype/forms">
+  <Display>DocumentLibraryForm</Display>
+  <Edit>DocumentLibraryForm</Edit>
+  <New>DocumentLibraryForm</New>
+</FormTemplates>
+</file>
+
+<file path=customXml/item2.xml><?xml version="1.0" encoding="utf-8"?>
+<p:properties xmlns:p="http://schemas.microsoft.com/office/2006/metadata/properties" xmlns:xsi="http://www.w3.org/2001/XMLSchema-instance" xmlns:pc="http://schemas.microsoft.com/office/infopath/2007/PartnerControls">
+  <documentManagement>
+    <TaxCatchAll xmlns="1b080280-7f72-4449-8388-fe55f61b3af8"/>
+    <lcf76f155ced4ddcb4097134ff3c332f xmlns="d95cb5b6-d090-4795-af04-4b310bffa99d">
+      <Terms xmlns="http://schemas.microsoft.com/office/infopath/2007/PartnerControls"/>
+    </lcf76f155ced4ddcb4097134ff3c332f>
+  </documentManagement>
+</p:properties>
+</file>
+
+<file path=customXml/item3.xml><?xml version="1.0" encoding="utf-8"?>
 <ct:contentTypeSchema xmlns:ct="http://schemas.microsoft.com/office/2006/metadata/contentType" xmlns:ma="http://schemas.microsoft.com/office/2006/metadata/properties/metaAttributes" ct:_="" ma:_="" ma:contentTypeName="Document" ma:contentTypeID="0x010100568A7AD6675AB243B177BD17E69AEAC8" ma:contentTypeVersion="17" ma:contentTypeDescription="Create a new document." ma:contentTypeScope="" ma:versionID="377c2d8bc3f266b6741bf85d1ffcab63">
   <xsd:schema xmlns:xsd="http://www.w3.org/2001/XMLSchema" xmlns:xs="http://www.w3.org/2001/XMLSchema" xmlns:p="http://schemas.microsoft.com/office/2006/metadata/properties" xmlns:ns2="d95cb5b6-d090-4795-af04-4b310bffa99d" xmlns:ns3="1b080280-7f72-4449-8388-fe55f61b3af8" targetNamespace="http://schemas.microsoft.com/office/2006/metadata/properties" ma:root="true" ma:fieldsID="f408e731deb713321378b77e8fb61df3" ns2:_="" ns3:_="">
     <xsd:import namespace="d95cb5b6-d090-4795-af04-4b310bffa99d"/>
@@ -9239,31 +9069,30 @@
 </ct:contentTypeSchema>
 </file>
 
-<file path=customXml/item2.xml><?xml version="1.0" encoding="utf-8"?>
-<p:properties xmlns:p="http://schemas.microsoft.com/office/2006/metadata/properties" xmlns:xsi="http://www.w3.org/2001/XMLSchema-instance" xmlns:pc="http://schemas.microsoft.com/office/infopath/2007/PartnerControls">
-  <documentManagement>
-    <TaxCatchAll xmlns="1b080280-7f72-4449-8388-fe55f61b3af8"/>
-    <lcf76f155ced4ddcb4097134ff3c332f xmlns="d95cb5b6-d090-4795-af04-4b310bffa99d">
-      <Terms xmlns="http://schemas.microsoft.com/office/infopath/2007/PartnerControls"/>
-    </lcf76f155ced4ddcb4097134ff3c332f>
-  </documentManagement>
-</p:properties>
-</file>
-
-<file path=customXml/item3.xml><?xml version="1.0" encoding="utf-8"?>
-<?mso-contentType ?>
-<FormTemplates xmlns="http://schemas.microsoft.com/sharepoint/v3/contenttype/forms">
-  <Display>DocumentLibraryForm</Display>
-  <Edit>DocumentLibraryForm</Edit>
-  <New>DocumentLibraryForm</New>
-</FormTemplates>
-</file>
-
 <file path=customXml/item4.xml><?xml version="1.0" encoding="utf-8"?>
 <b:Sources xmlns:b="http://schemas.openxmlformats.org/officeDocument/2006/bibliography" xmlns="http://schemas.openxmlformats.org/officeDocument/2006/bibliography" SelectedStyle="\APASixthEditionOfficeOnline.xsl" StyleName="APA" Version="6"/>
 </file>
 
 <file path=customXml/itemProps1.xml><?xml version="1.0" encoding="utf-8"?>
+<ds:datastoreItem xmlns:ds="http://schemas.openxmlformats.org/officeDocument/2006/customXml" ds:itemID="{AE8C84AC-41EF-4DEB-90FD-6FC817956240}">
+  <ds:schemaRefs>
+    <ds:schemaRef ds:uri="http://schemas.microsoft.com/sharepoint/v3/contenttype/forms"/>
+  </ds:schemaRefs>
+</ds:datastoreItem>
+</file>
+
+<file path=customXml/itemProps2.xml><?xml version="1.0" encoding="utf-8"?>
+<ds:datastoreItem xmlns:ds="http://schemas.openxmlformats.org/officeDocument/2006/customXml" ds:itemID="{63AA631B-30E5-40B9-9D51-60E4055AB55B}">
+  <ds:schemaRefs>
+    <ds:schemaRef ds:uri="http://schemas.microsoft.com/office/2006/metadata/properties"/>
+    <ds:schemaRef ds:uri="http://schemas.microsoft.com/office/infopath/2007/PartnerControls"/>
+    <ds:schemaRef ds:uri="1b080280-7f72-4449-8388-fe55f61b3af8"/>
+    <ds:schemaRef ds:uri="d95cb5b6-d090-4795-af04-4b310bffa99d"/>
+  </ds:schemaRefs>
+</ds:datastoreItem>
+</file>
+
+<file path=customXml/itemProps3.xml><?xml version="1.0" encoding="utf-8"?>
 <ds:datastoreItem xmlns:ds="http://schemas.openxmlformats.org/officeDocument/2006/customXml" ds:itemID="{379A92FF-08F7-428C-AD2F-C5BC95831C17}">
   <ds:schemaRefs>
     <ds:schemaRef ds:uri="http://schemas.microsoft.com/office/2006/metadata/contentType"/>
@@ -9282,25 +9111,6 @@
 </ds:datastoreItem>
 </file>
 
-<file path=customXml/itemProps2.xml><?xml version="1.0" encoding="utf-8"?>
-<ds:datastoreItem xmlns:ds="http://schemas.openxmlformats.org/officeDocument/2006/customXml" ds:itemID="{63AA631B-30E5-40B9-9D51-60E4055AB55B}">
-  <ds:schemaRefs>
-    <ds:schemaRef ds:uri="http://schemas.microsoft.com/office/2006/metadata/properties"/>
-    <ds:schemaRef ds:uri="http://schemas.microsoft.com/office/infopath/2007/PartnerControls"/>
-    <ds:schemaRef ds:uri="1b080280-7f72-4449-8388-fe55f61b3af8"/>
-    <ds:schemaRef ds:uri="d95cb5b6-d090-4795-af04-4b310bffa99d"/>
-  </ds:schemaRefs>
-</ds:datastoreItem>
-</file>
-
-<file path=customXml/itemProps3.xml><?xml version="1.0" encoding="utf-8"?>
-<ds:datastoreItem xmlns:ds="http://schemas.openxmlformats.org/officeDocument/2006/customXml" ds:itemID="{AE8C84AC-41EF-4DEB-90FD-6FC817956240}">
-  <ds:schemaRefs>
-    <ds:schemaRef ds:uri="http://schemas.microsoft.com/sharepoint/v3/contenttype/forms"/>
-  </ds:schemaRefs>
-</ds:datastoreItem>
-</file>
-
 <file path=customXml/itemProps4.xml><?xml version="1.0" encoding="utf-8"?>
 <ds:datastoreItem xmlns:ds="http://schemas.openxmlformats.org/officeDocument/2006/customXml" ds:itemID="{B53ECB74-59D9-466C-8A10-BC87EC9364B0}">
   <ds:schemaRefs>

--- a/templates/iso9001_14001_stage1.docx
+++ b/templates/iso9001_14001_stage1.docx
@@ -7561,6 +7561,34 @@
         </w:tc>
       </w:tr>
     </w:tbl>
+    <w:p>
+      <w:pPr>
+        <w:rPr>
+          <w:rFonts w:cs="Calibri"/>
+          <w:b/>
+          <w:sz w:val="24"/>
+          <w:szCs w:val="24"/>
+        </w:rPr>
+      </w:pPr>
+    </w:p>
+    <w:p>
+      <w:pPr>
+        <w:rPr>
+          <w:rFonts w:ascii="Times New Roman" w:hAnsi="Times New Roman"/>
+          <w:sz w:val="24"/>
+          <w:szCs w:val="24"/>
+        </w:rPr>
+      </w:pPr>
+      <w:r>
+        <w:rPr>
+          <w:i/>
+          <w:iCs/>
+          <w:sz w:val="20"/>
+          <w:szCs w:val="20"/>
+        </w:rPr>
+        <w:t>Ownership- This Audit Report is the Property of Accurate Global INC. This should be immidiately returned back to AGI in the event of expiry,suspension, withdrawn, termination of the certification Contract. Any misuse, alteration, counterfeiting of this report shall result in legal actions by AGI</w:t>
+      </w:r>
+    </w:p>
     <w:p>
       <w:pPr>
         <w:rPr>
@@ -8801,26 +8829,6 @@
 </file>
 
 <file path=customXml/item1.xml><?xml version="1.0" encoding="utf-8"?>
-<?mso-contentType ?>
-<FormTemplates xmlns="http://schemas.microsoft.com/sharepoint/v3/contenttype/forms">
-  <Display>DocumentLibraryForm</Display>
-  <Edit>DocumentLibraryForm</Edit>
-  <New>DocumentLibraryForm</New>
-</FormTemplates>
-</file>
-
-<file path=customXml/item2.xml><?xml version="1.0" encoding="utf-8"?>
-<p:properties xmlns:p="http://schemas.microsoft.com/office/2006/metadata/properties" xmlns:xsi="http://www.w3.org/2001/XMLSchema-instance" xmlns:pc="http://schemas.microsoft.com/office/infopath/2007/PartnerControls">
-  <documentManagement>
-    <TaxCatchAll xmlns="1b080280-7f72-4449-8388-fe55f61b3af8"/>
-    <lcf76f155ced4ddcb4097134ff3c332f xmlns="d95cb5b6-d090-4795-af04-4b310bffa99d">
-      <Terms xmlns="http://schemas.microsoft.com/office/infopath/2007/PartnerControls"/>
-    </lcf76f155ced4ddcb4097134ff3c332f>
-  </documentManagement>
-</p:properties>
-</file>
-
-<file path=customXml/item3.xml><?xml version="1.0" encoding="utf-8"?>
 <ct:contentTypeSchema xmlns:ct="http://schemas.microsoft.com/office/2006/metadata/contentType" xmlns:ma="http://schemas.microsoft.com/office/2006/metadata/properties/metaAttributes" ct:_="" ma:_="" ma:contentTypeName="Document" ma:contentTypeID="0x010100568A7AD6675AB243B177BD17E69AEAC8" ma:contentTypeVersion="17" ma:contentTypeDescription="Create a new document." ma:contentTypeScope="" ma:versionID="377c2d8bc3f266b6741bf85d1ffcab63">
   <xsd:schema xmlns:xsd="http://www.w3.org/2001/XMLSchema" xmlns:xs="http://www.w3.org/2001/XMLSchema" xmlns:p="http://schemas.microsoft.com/office/2006/metadata/properties" xmlns:ns2="d95cb5b6-d090-4795-af04-4b310bffa99d" xmlns:ns3="1b080280-7f72-4449-8388-fe55f61b3af8" targetNamespace="http://schemas.microsoft.com/office/2006/metadata/properties" ma:root="true" ma:fieldsID="f408e731deb713321378b77e8fb61df3" ns2:_="" ns3:_="">
     <xsd:import namespace="d95cb5b6-d090-4795-af04-4b310bffa99d"/>
@@ -9069,30 +9077,31 @@
 </ct:contentTypeSchema>
 </file>
 
+<file path=customXml/item2.xml><?xml version="1.0" encoding="utf-8"?>
+<p:properties xmlns:p="http://schemas.microsoft.com/office/2006/metadata/properties" xmlns:xsi="http://www.w3.org/2001/XMLSchema-instance" xmlns:pc="http://schemas.microsoft.com/office/infopath/2007/PartnerControls">
+  <documentManagement>
+    <TaxCatchAll xmlns="1b080280-7f72-4449-8388-fe55f61b3af8"/>
+    <lcf76f155ced4ddcb4097134ff3c332f xmlns="d95cb5b6-d090-4795-af04-4b310bffa99d">
+      <Terms xmlns="http://schemas.microsoft.com/office/infopath/2007/PartnerControls"/>
+    </lcf76f155ced4ddcb4097134ff3c332f>
+  </documentManagement>
+</p:properties>
+</file>
+
+<file path=customXml/item3.xml><?xml version="1.0" encoding="utf-8"?>
+<?mso-contentType ?>
+<FormTemplates xmlns="http://schemas.microsoft.com/sharepoint/v3/contenttype/forms">
+  <Display>DocumentLibraryForm</Display>
+  <Edit>DocumentLibraryForm</Edit>
+  <New>DocumentLibraryForm</New>
+</FormTemplates>
+</file>
+
 <file path=customXml/item4.xml><?xml version="1.0" encoding="utf-8"?>
 <b:Sources xmlns:b="http://schemas.openxmlformats.org/officeDocument/2006/bibliography" xmlns="http://schemas.openxmlformats.org/officeDocument/2006/bibliography" SelectedStyle="\APASixthEditionOfficeOnline.xsl" StyleName="APA" Version="6"/>
 </file>
 
 <file path=customXml/itemProps1.xml><?xml version="1.0" encoding="utf-8"?>
-<ds:datastoreItem xmlns:ds="http://schemas.openxmlformats.org/officeDocument/2006/customXml" ds:itemID="{AE8C84AC-41EF-4DEB-90FD-6FC817956240}">
-  <ds:schemaRefs>
-    <ds:schemaRef ds:uri="http://schemas.microsoft.com/sharepoint/v3/contenttype/forms"/>
-  </ds:schemaRefs>
-</ds:datastoreItem>
-</file>
-
-<file path=customXml/itemProps2.xml><?xml version="1.0" encoding="utf-8"?>
-<ds:datastoreItem xmlns:ds="http://schemas.openxmlformats.org/officeDocument/2006/customXml" ds:itemID="{63AA631B-30E5-40B9-9D51-60E4055AB55B}">
-  <ds:schemaRefs>
-    <ds:schemaRef ds:uri="http://schemas.microsoft.com/office/2006/metadata/properties"/>
-    <ds:schemaRef ds:uri="http://schemas.microsoft.com/office/infopath/2007/PartnerControls"/>
-    <ds:schemaRef ds:uri="1b080280-7f72-4449-8388-fe55f61b3af8"/>
-    <ds:schemaRef ds:uri="d95cb5b6-d090-4795-af04-4b310bffa99d"/>
-  </ds:schemaRefs>
-</ds:datastoreItem>
-</file>
-
-<file path=customXml/itemProps3.xml><?xml version="1.0" encoding="utf-8"?>
 <ds:datastoreItem xmlns:ds="http://schemas.openxmlformats.org/officeDocument/2006/customXml" ds:itemID="{379A92FF-08F7-428C-AD2F-C5BC95831C17}">
   <ds:schemaRefs>
     <ds:schemaRef ds:uri="http://schemas.microsoft.com/office/2006/metadata/contentType"/>
@@ -9111,6 +9120,25 @@
 </ds:datastoreItem>
 </file>
 
+<file path=customXml/itemProps2.xml><?xml version="1.0" encoding="utf-8"?>
+<ds:datastoreItem xmlns:ds="http://schemas.openxmlformats.org/officeDocument/2006/customXml" ds:itemID="{63AA631B-30E5-40B9-9D51-60E4055AB55B}">
+  <ds:schemaRefs>
+    <ds:schemaRef ds:uri="http://schemas.microsoft.com/office/2006/metadata/properties"/>
+    <ds:schemaRef ds:uri="http://schemas.microsoft.com/office/infopath/2007/PartnerControls"/>
+    <ds:schemaRef ds:uri="1b080280-7f72-4449-8388-fe55f61b3af8"/>
+    <ds:schemaRef ds:uri="d95cb5b6-d090-4795-af04-4b310bffa99d"/>
+  </ds:schemaRefs>
+</ds:datastoreItem>
+</file>
+
+<file path=customXml/itemProps3.xml><?xml version="1.0" encoding="utf-8"?>
+<ds:datastoreItem xmlns:ds="http://schemas.openxmlformats.org/officeDocument/2006/customXml" ds:itemID="{AE8C84AC-41EF-4DEB-90FD-6FC817956240}">
+  <ds:schemaRefs>
+    <ds:schemaRef ds:uri="http://schemas.microsoft.com/sharepoint/v3/contenttype/forms"/>
+  </ds:schemaRefs>
+</ds:datastoreItem>
+</file>
+
 <file path=customXml/itemProps4.xml><?xml version="1.0" encoding="utf-8"?>
 <ds:datastoreItem xmlns:ds="http://schemas.openxmlformats.org/officeDocument/2006/customXml" ds:itemID="{B53ECB74-59D9-466C-8A10-BC87EC9364B0}">
   <ds:schemaRefs>
